--- a/docs/08-Customer-Interaction-Scripts-and-Presentation-Runbook.docx
+++ b/docs/08-Customer-Interaction-Scripts-and-Presentation-Runbook.docx
@@ -24,6 +24,506 @@
       </w:pPr>
       <w:r>
         <w:t xml:space="preserve">Turn-by-turn presenter scripts for stakeholder presentations on the pilot platform. Covers Neo4j GraphRAG, enterprise CRM integration, warranty governance, provenance traceability, and governed human-agent escalation.</w:t>
+      </w:r>
+    </w:p>
+    <w:p>
+      <w:pPr>
+        <w:spacing w:after="200"/>
+      </w:pPr>
+    </w:p>
+    <w:p>
+      <w:pPr>
+        <w:pStyle w:val="Heading2"/>
+      </w:pPr>
+      <w:r>
+        <w:t xml:space="preserve">Prerequisites</w:t>
+      </w:r>
+    </w:p>
+    <w:tbl>
+      <w:tblPr>
+        <w:tblW w:type="dxa" w:w="9360"/>
+        <w:tblBorders>
+          <w:top w:val="single" w:color="auto" w:sz="4"/>
+          <w:left w:val="single" w:color="auto" w:sz="4"/>
+          <w:bottom w:val="single" w:color="auto" w:sz="4"/>
+          <w:right w:val="single" w:color="auto" w:sz="4"/>
+          <w:insideH w:val="single" w:color="auto" w:sz="4"/>
+          <w:insideV w:val="single" w:color="auto" w:sz="4"/>
+        </w:tblBorders>
+      </w:tblPr>
+      <w:tblGrid>
+        <w:gridCol w:w="3200"/>
+        <w:gridCol w:w="6160"/>
+      </w:tblGrid>
+      <w:tr>
+        <w:tc>
+          <w:tcPr>
+            <w:tcW w:type="dxa" w:w="3200"/>
+            <w:tcBorders>
+              <w:top w:val="single" w:color="CCCCCC" w:sz="1"/>
+              <w:left w:val="single" w:color="CCCCCC" w:sz="1"/>
+              <w:bottom w:val="single" w:color="CCCCCC" w:sz="1"/>
+              <w:right w:val="single" w:color="CCCCCC" w:sz="1"/>
+            </w:tcBorders>
+            <w:shd w:fill="1F4E79" w:val="clear"/>
+            <w:tcMar>
+              <w:top w:type="dxa" w:w="80"/>
+              <w:left w:type="dxa" w:w="120"/>
+              <w:bottom w:type="dxa" w:w="80"/>
+              <w:right w:type="dxa" w:w="120"/>
+            </w:tcMar>
+          </w:tcPr>
+          <w:p>
+            <w:r>
+              <w:rPr>
+                <w:b/>
+                <w:bCs/>
+                <w:color w:val="FFFFFF"/>
+              </w:rPr>
+              <w:t xml:space="preserve">Check</w:t>
+            </w:r>
+          </w:p>
+        </w:tc>
+        <w:tc>
+          <w:tcPr>
+            <w:tcW w:type="dxa" w:w="6160"/>
+            <w:tcBorders>
+              <w:top w:val="single" w:color="CCCCCC" w:sz="1"/>
+              <w:left w:val="single" w:color="CCCCCC" w:sz="1"/>
+              <w:bottom w:val="single" w:color="CCCCCC" w:sz="1"/>
+              <w:right w:val="single" w:color="CCCCCC" w:sz="1"/>
+            </w:tcBorders>
+            <w:shd w:fill="1F4E79" w:val="clear"/>
+            <w:tcMar>
+              <w:top w:type="dxa" w:w="80"/>
+              <w:left w:type="dxa" w:w="120"/>
+              <w:bottom w:type="dxa" w:w="80"/>
+              <w:right w:type="dxa" w:w="120"/>
+            </w:tcMar>
+          </w:tcPr>
+          <w:p>
+            <w:r>
+              <w:rPr>
+                <w:b/>
+                <w:bCs/>
+                <w:color w:val="FFFFFF"/>
+              </w:rPr>
+              <w:t xml:space="preserve">How to verify</w:t>
+            </w:r>
+          </w:p>
+        </w:tc>
+      </w:tr>
+      <w:tr>
+        <w:tc>
+          <w:tcPr>
+            <w:tcW w:type="dxa" w:w="3200"/>
+            <w:tcBorders>
+              <w:top w:val="single" w:color="CCCCCC" w:sz="1"/>
+              <w:left w:val="single" w:color="CCCCCC" w:sz="1"/>
+              <w:bottom w:val="single" w:color="CCCCCC" w:sz="1"/>
+              <w:right w:val="single" w:color="CCCCCC" w:sz="1"/>
+            </w:tcBorders>
+            <w:tcMar>
+              <w:top w:type="dxa" w:w="80"/>
+              <w:left w:type="dxa" w:w="120"/>
+              <w:bottom w:type="dxa" w:w="80"/>
+              <w:right w:type="dxa" w:w="120"/>
+            </w:tcMar>
+          </w:tcPr>
+          <w:p>
+            <w:r>
+              <w:t xml:space="preserve">Platform running</w:t>
+            </w:r>
+          </w:p>
+        </w:tc>
+        <w:tc>
+          <w:tcPr>
+            <w:tcW w:type="dxa" w:w="6160"/>
+            <w:tcBorders>
+              <w:top w:val="single" w:color="CCCCCC" w:sz="1"/>
+              <w:left w:val="single" w:color="CCCCCC" w:sz="1"/>
+              <w:bottom w:val="single" w:color="CCCCCC" w:sz="1"/>
+              <w:right w:val="single" w:color="CCCCCC" w:sz="1"/>
+            </w:tcBorders>
+            <w:tcMar>
+              <w:top w:type="dxa" w:w="80"/>
+              <w:left w:type="dxa" w:w="120"/>
+              <w:bottom w:type="dxa" w:w="80"/>
+              <w:right w:type="dxa" w:w="120"/>
+            </w:tcMar>
+          </w:tcPr>
+          <w:p>
+            <w:r>
+              <w:t xml:space="preserve">./run_enterprise_demo.sh completed without errors</w:t>
+            </w:r>
+          </w:p>
+        </w:tc>
+      </w:tr>
+      <w:tr>
+        <w:tc>
+          <w:tcPr>
+            <w:tcW w:type="dxa" w:w="3200"/>
+            <w:tcBorders>
+              <w:top w:val="single" w:color="CCCCCC" w:sz="1"/>
+              <w:left w:val="single" w:color="CCCCCC" w:sz="1"/>
+              <w:bottom w:val="single" w:color="CCCCCC" w:sz="1"/>
+              <w:right w:val="single" w:color="CCCCCC" w:sz="1"/>
+            </w:tcBorders>
+            <w:tcMar>
+              <w:top w:type="dxa" w:w="80"/>
+              <w:left w:type="dxa" w:w="120"/>
+              <w:bottom w:type="dxa" w:w="80"/>
+              <w:right w:type="dxa" w:w="120"/>
+            </w:tcMar>
+          </w:tcPr>
+          <w:p>
+            <w:r>
+              <w:t xml:space="preserve">Streamlit UI</w:t>
+            </w:r>
+          </w:p>
+        </w:tc>
+        <w:tc>
+          <w:tcPr>
+            <w:tcW w:type="dxa" w:w="6160"/>
+            <w:tcBorders>
+              <w:top w:val="single" w:color="CCCCCC" w:sz="1"/>
+              <w:left w:val="single" w:color="CCCCCC" w:sz="1"/>
+              <w:bottom w:val="single" w:color="CCCCCC" w:sz="1"/>
+              <w:right w:val="single" w:color="CCCCCC" w:sz="1"/>
+            </w:tcBorders>
+            <w:tcMar>
+              <w:top w:type="dxa" w:w="80"/>
+              <w:left w:type="dxa" w:w="120"/>
+              <w:bottom w:type="dxa" w:w="80"/>
+              <w:right w:type="dxa" w:w="120"/>
+            </w:tcMar>
+          </w:tcPr>
+          <w:p>
+            <w:r>
+              <w:t xml:space="preserve">http://localhost:8501 loads — Customer Chatbot tab</w:t>
+            </w:r>
+          </w:p>
+        </w:tc>
+      </w:tr>
+      <w:tr>
+        <w:tc>
+          <w:tcPr>
+            <w:tcW w:type="dxa" w:w="3200"/>
+            <w:tcBorders>
+              <w:top w:val="single" w:color="CCCCCC" w:sz="1"/>
+              <w:left w:val="single" w:color="CCCCCC" w:sz="1"/>
+              <w:bottom w:val="single" w:color="CCCCCC" w:sz="1"/>
+              <w:right w:val="single" w:color="CCCCCC" w:sz="1"/>
+            </w:tcBorders>
+            <w:tcMar>
+              <w:top w:type="dxa" w:w="80"/>
+              <w:left w:type="dxa" w:w="120"/>
+              <w:bottom w:type="dxa" w:w="80"/>
+              <w:right w:type="dxa" w:w="120"/>
+            </w:tcMar>
+          </w:tcPr>
+          <w:p>
+            <w:r>
+              <w:t xml:space="preserve">Neo4j connected</w:t>
+            </w:r>
+          </w:p>
+        </w:tc>
+        <w:tc>
+          <w:tcPr>
+            <w:tcW w:type="dxa" w:w="6160"/>
+            <w:tcBorders>
+              <w:top w:val="single" w:color="CCCCCC" w:sz="1"/>
+              <w:left w:val="single" w:color="CCCCCC" w:sz="1"/>
+              <w:bottom w:val="single" w:color="CCCCCC" w:sz="1"/>
+              <w:right w:val="single" w:color="CCCCCC" w:sz="1"/>
+            </w:tcBorders>
+            <w:tcMar>
+              <w:top w:type="dxa" w:w="80"/>
+              <w:left w:type="dxa" w:w="120"/>
+              <w:bottom w:type="dxa" w:w="80"/>
+              <w:right w:type="dxa" w:w="120"/>
+            </w:tcMar>
+          </w:tcPr>
+          <w:p>
+            <w:r>
+              <w:t xml:space="preserve">UI shows Connected; or curl http://localhost:8080/health</w:t>
+            </w:r>
+          </w:p>
+        </w:tc>
+      </w:tr>
+      <w:tr>
+        <w:tc>
+          <w:tcPr>
+            <w:tcW w:type="dxa" w:w="3200"/>
+            <w:tcBorders>
+              <w:top w:val="single" w:color="CCCCCC" w:sz="1"/>
+              <w:left w:val="single" w:color="CCCCCC" w:sz="1"/>
+              <w:bottom w:val="single" w:color="CCCCCC" w:sz="1"/>
+              <w:right w:val="single" w:color="CCCCCC" w:sz="1"/>
+            </w:tcBorders>
+            <w:tcMar>
+              <w:top w:type="dxa" w:w="80"/>
+              <w:left w:type="dxa" w:w="120"/>
+              <w:bottom w:type="dxa" w:w="80"/>
+              <w:right w:type="dxa" w:w="120"/>
+            </w:tcMar>
+          </w:tcPr>
+          <w:p>
+            <w:r>
+              <w:t xml:space="preserve">Mock enterprise APIs</w:t>
+            </w:r>
+          </w:p>
+        </w:tc>
+        <w:tc>
+          <w:tcPr>
+            <w:tcW w:type="dxa" w:w="6160"/>
+            <w:tcBorders>
+              <w:top w:val="single" w:color="CCCCCC" w:sz="1"/>
+              <w:left w:val="single" w:color="CCCCCC" w:sz="1"/>
+              <w:bottom w:val="single" w:color="CCCCCC" w:sz="1"/>
+              <w:right w:val="single" w:color="CCCCCC" w:sz="1"/>
+            </w:tcBorders>
+            <w:tcMar>
+              <w:top w:type="dxa" w:w="80"/>
+              <w:left w:type="dxa" w:w="120"/>
+              <w:bottom w:type="dxa" w:w="80"/>
+              <w:right w:type="dxa" w:w="120"/>
+            </w:tcMar>
+          </w:tcPr>
+          <w:p>
+            <w:r>
+              <w:t xml:space="preserve">http://localhost:8090/health returns OK</w:t>
+            </w:r>
+          </w:p>
+        </w:tc>
+      </w:tr>
+      <w:tr>
+        <w:tc>
+          <w:tcPr>
+            <w:tcW w:type="dxa" w:w="3200"/>
+            <w:tcBorders>
+              <w:top w:val="single" w:color="CCCCCC" w:sz="1"/>
+              <w:left w:val="single" w:color="CCCCCC" w:sz="1"/>
+              <w:bottom w:val="single" w:color="CCCCCC" w:sz="1"/>
+              <w:right w:val="single" w:color="CCCCCC" w:sz="1"/>
+            </w:tcBorders>
+            <w:tcMar>
+              <w:top w:type="dxa" w:w="80"/>
+              <w:left w:type="dxa" w:w="120"/>
+              <w:bottom w:type="dxa" w:w="80"/>
+              <w:right w:type="dxa" w:w="120"/>
+            </w:tcMar>
+          </w:tcPr>
+          <w:p>
+            <w:r>
+              <w:t xml:space="preserve">CRM demo customers</w:t>
+            </w:r>
+          </w:p>
+        </w:tc>
+        <w:tc>
+          <w:tcPr>
+            <w:tcW w:type="dxa" w:w="6160"/>
+            <w:tcBorders>
+              <w:top w:val="single" w:color="CCCCCC" w:sz="1"/>
+              <w:left w:val="single" w:color="CCCCCC" w:sz="1"/>
+              <w:bottom w:val="single" w:color="CCCCCC" w:sz="1"/>
+              <w:right w:val="single" w:color="CCCCCC" w:sz="1"/>
+            </w:tcBorders>
+            <w:tcMar>
+              <w:top w:type="dxa" w:w="80"/>
+              <w:left w:type="dxa" w:w="120"/>
+              <w:bottom w:type="dxa" w:w="80"/>
+              <w:right w:type="dxa" w:w="120"/>
+            </w:tcMar>
+          </w:tcPr>
+          <w:p>
+            <w:r>
+              <w:t xml:space="preserve">CUST-10042, CUST-10087 in data/enterprise_sources/crm_assets.json</w:t>
+            </w:r>
+          </w:p>
+        </w:tc>
+      </w:tr>
+    </w:tbl>
+    <w:p>
+      <w:pPr>
+        <w:spacing w:after="200"/>
+      </w:pPr>
+    </w:p>
+    <w:p>
+      <w:pPr>
+        <w:pStyle w:val="Heading2"/>
+      </w:pPr>
+      <w:r>
+        <w:t xml:space="preserve">Dependencies</w:t>
+      </w:r>
+    </w:p>
+    <w:p>
+      <w:pPr>
+        <w:pStyle w:val="ListParagraph"/>
+        <w:numPr>
+          <w:ilvl w:val="0"/>
+          <w:numId w:val="2"/>
+        </w:numPr>
+        <w:spacing w:after="80"/>
+      </w:pPr>
+      <w:r>
+        <w:t xml:space="preserve">Full enterprise demo: Neo4j (:7474/:7687), mock APIs (:8090), REST API (:8080), Streamlit (:8501)</w:t>
+      </w:r>
+    </w:p>
+    <w:p>
+      <w:pPr>
+        <w:pStyle w:val="ListParagraph"/>
+        <w:numPr>
+          <w:ilvl w:val="0"/>
+          <w:numId w:val="2"/>
+        </w:numPr>
+        <w:spacing w:after="80"/>
+      </w:pPr>
+      <w:r>
+        <w:t xml:space="preserve">ETL pipelines must have run — knowledge graph populated with provenance</w:t>
+      </w:r>
+    </w:p>
+    <w:p>
+      <w:pPr>
+        <w:pStyle w:val="ListParagraph"/>
+        <w:numPr>
+          <w:ilvl w:val="0"/>
+          <w:numId w:val="2"/>
+        </w:numPr>
+        <w:spacing w:after="80"/>
+      </w:pPr>
+      <w:r>
+        <w:t xml:space="preserve">No LLM API key required for presenter scripts</w:t>
+      </w:r>
+    </w:p>
+    <w:p>
+      <w:pPr>
+        <w:spacing w:after="200"/>
+      </w:pPr>
+    </w:p>
+    <w:p>
+      <w:pPr>
+        <w:pStyle w:val="Heading2"/>
+      </w:pPr>
+      <w:r>
+        <w:t xml:space="preserve">Assumptions</w:t>
+      </w:r>
+    </w:p>
+    <w:p>
+      <w:pPr>
+        <w:pStyle w:val="ListParagraph"/>
+        <w:numPr>
+          <w:ilvl w:val="0"/>
+          <w:numId w:val="2"/>
+        </w:numPr>
+        <w:spacing w:after="80"/>
+      </w:pPr>
+      <w:r>
+        <w:t xml:space="preserve">Audience is internal stakeholders (architecture, product, contact center leadership)</w:t>
+      </w:r>
+    </w:p>
+    <w:p>
+      <w:pPr>
+        <w:pStyle w:val="ListParagraph"/>
+        <w:numPr>
+          <w:ilvl w:val="0"/>
+          <w:numId w:val="2"/>
+        </w:numPr>
+        <w:spacing w:after="80"/>
+      </w:pPr>
+      <w:r>
+        <w:t xml:space="preserve">Presenter has 12–15 minutes for Script A; 5 minutes for Script B</w:t>
+      </w:r>
+    </w:p>
+    <w:p>
+      <w:pPr>
+        <w:pStyle w:val="ListParagraph"/>
+        <w:numPr>
+          <w:ilvl w:val="0"/>
+          <w:numId w:val="2"/>
+        </w:numPr>
+        <w:spacing w:after="80"/>
+      </w:pPr>
+      <w:r>
+        <w:t xml:space="preserve">Live demo uses fixture-backed enterprise data — not production CRM</w:t>
+      </w:r>
+    </w:p>
+    <w:p>
+      <w:pPr>
+        <w:pStyle w:val="ListParagraph"/>
+        <w:numPr>
+          <w:ilvl w:val="0"/>
+          <w:numId w:val="2"/>
+        </w:numPr>
+        <w:spacing w:after="80"/>
+      </w:pPr>
+      <w:r>
+        <w:t xml:space="preserve">Escalation examples (microwave arcing, multi-symptom washer) are intentional teaching moments</w:t>
+      </w:r>
+    </w:p>
+    <w:p>
+      <w:pPr>
+        <w:spacing w:after="200"/>
+      </w:pPr>
+    </w:p>
+    <w:p>
+      <w:pPr>
+        <w:pStyle w:val="Heading2"/>
+      </w:pPr>
+      <w:r>
+        <w:t xml:space="preserve">Risk Mitigation (Presentation)</w:t>
+      </w:r>
+    </w:p>
+    <w:p>
+      <w:pPr>
+        <w:pStyle w:val="ListParagraph"/>
+        <w:numPr>
+          <w:ilvl w:val="0"/>
+          <w:numId w:val="2"/>
+        </w:numPr>
+        <w:spacing w:after="80"/>
+      </w:pPr>
+      <w:r>
+        <w:t xml:space="preserve">Pre-run ./run_enterprise_demo.sh 10 minutes before session — avoids cold-start Neo4j delay</w:t>
+      </w:r>
+    </w:p>
+    <w:p>
+      <w:pPr>
+        <w:pStyle w:val="ListParagraph"/>
+        <w:numPr>
+          <w:ilvl w:val="0"/>
+          <w:numId w:val="2"/>
+        </w:numPr>
+        <w:spacing w:after="80"/>
+      </w:pPr>
+      <w:r>
+        <w:t xml:space="preserve">Keep CUST-10042 / AST-WM-4421 scripted — eliminates product-detection ambiguity</w:t>
+      </w:r>
+    </w:p>
+    <w:p>
+      <w:pPr>
+        <w:pStyle w:val="ListParagraph"/>
+        <w:numPr>
+          <w:ilvl w:val="0"/>
+          <w:numId w:val="2"/>
+        </w:numPr>
+        <w:spacing w:after="80"/>
+      </w:pPr>
+      <w:r>
+        <w:t xml:space="preserve">If Streamlit hangs, fall back to REST API: curl POST http://localhost:8080/diagnose</w:t>
+      </w:r>
+    </w:p>
+    <w:p>
+      <w:pPr>
+        <w:pStyle w:val="ListParagraph"/>
+        <w:numPr>
+          <w:ilvl w:val="0"/>
+          <w:numId w:val="2"/>
+        </w:numPr>
+        <w:spacing w:after="80"/>
+      </w:pPr>
+      <w:r>
+        <w:t xml:space="preserve">If escalation count is zero, run microwave arcing script to demonstrate human handoff</w:t>
       </w:r>
     </w:p>
     <w:p>
